--- a/reports/REPORT-00.docx
+++ b/reports/REPORT-00.docx
@@ -628,10 +628,9 @@
             </w:pPr>
             <w:r>
               <w:rPr>
-                <w:rStyle w:val="VerbatimChar"/>
-                <w:sz w:val="23"/>
-              </w:rPr>
-              <w:t xml:space="preserve">[ВСТАВЬТЕ URL PULL REQUEST]</w:t>
+                <w:sz w:val="23"/>
+              </w:rPr>
+              <w:t xml:space="preserve">https://github.com/Leladatan/study-mobile-project/pull/1</w:t>
             </w:r>
           </w:p>
         </w:tc>
